--- a/source/Documentation_Permanence_pixels/Documents/ML 2425-04 Implement the visualization of permanence value (Team permanence_pixels).docx
+++ b/source/Documentation_Permanence_pixels/Documents/ML 2425-04 Implement the visualization of permanence value (Team permanence_pixels).docx
@@ -394,31 +394,7 @@
           <w:color w:val="0D0D0D"/>
           <w:shd w:val="clear" w:color="auto" w:fill="FFFFFF"/>
         </w:rPr>
-        <w:t xml:space="preserve">and leveraging the HTM Spatial Pooler to generate SDRs. To reconstruct the original inputs from these encoded representations, we used the Reconstruct method provided by the Neocortex API. The performance of the reconstruction is assessed using similar measurements and visualization techniques, providing insight into the fidelity of the process. Our findings focus on the critical role of </w:t>
-      </w:r>
-      <w:proofErr w:type="gramStart"/>
-      <w:r>
-        <w:rPr>
-          <w:b/>
-          <w:bCs/>
-          <w:i/>
-          <w:iCs/>
-          <w:color w:val="0D0D0D"/>
-          <w:shd w:val="clear" w:color="auto" w:fill="FFFFFF"/>
-        </w:rPr>
-        <w:t>encoder</w:t>
-      </w:r>
-      <w:proofErr w:type="gramEnd"/>
-      <w:r>
-        <w:rPr>
-          <w:b/>
-          <w:bCs/>
-          <w:i/>
-          <w:iCs/>
-          <w:color w:val="0D0D0D"/>
-          <w:shd w:val="clear" w:color="auto" w:fill="FFFFFF"/>
-        </w:rPr>
-        <w:t xml:space="preserve"> selection in determining reconstruction accuracy, underscoring the need to employ diverse encoding strategies for different data types. In addition, we examine the challenges introduced by noise in encoded representations and its implications for the reconstruction process. Through detailed analysis and experimentation, our study contributes to the understanding and practical application of HTM networks in the domains of artificial intelligence and cognitive computing.</w:t>
+        <w:t>and leveraging the HTM Spatial Pooler to generate SDRs. To reconstruct the original inputs from these encoded representations, we used the Reconstruct method provided by the Neocortex API. The performance of the reconstruction is assessed using similar measurements and visualization techniques, providing insight into the fidelity of the process. Our findings focus on the critical role of encoder selection in determining reconstruction accuracy, underscoring the need to employ diverse encoding strategies for different data types. In addition, we examine the challenges introduced by noise in encoded representations and its implications for the reconstruction process. Through detailed analysis and experimentation, our study contributes to the understanding and practical application of HTM networks in the domains of artificial intelligence and cognitive computing.</w:t>
       </w:r>
     </w:p>
     <w:p>
@@ -542,21 +518,7 @@
         <w:rPr>
           <w:lang w:val="en-IN"/>
         </w:rPr>
-        <w:t xml:space="preserve">HTM) marks an advance in our knowledge of how the mortal brain processes information. HTM, which was created by </w:t>
-      </w:r>
-      <w:proofErr w:type="spellStart"/>
-      <w:r>
-        <w:rPr>
-          <w:lang w:val="en-IN"/>
-        </w:rPr>
-        <w:t>Numenta</w:t>
-      </w:r>
-      <w:proofErr w:type="spellEnd"/>
-      <w:r>
-        <w:rPr>
-          <w:lang w:val="en-IN"/>
-        </w:rPr>
-        <w:t>, goes beyond traditional machine literacy ways by fastening on the difficulties associated with temporal pattern recognition and using neocortical relief.</w:t>
+        <w:t>HTM) marks an advance in our knowledge of how the mortal brain processes information. HTM, which was created by Numenta, goes beyond traditional machine literacy ways by fastening on the difficulties associated with temporal pattern recognition and using neocortical relief.</w:t>
       </w:r>
     </w:p>
     <w:p>
@@ -751,7 +713,19 @@
         <w:rPr>
           <w:lang w:val="en-IN"/>
         </w:rPr>
-        <w:t xml:space="preserve">) function in the environment of HTM’s Spatial Pooler. Beyond working with double numerical representations, we give an in- depth analysis of the </w:t>
+        <w:t xml:space="preserve">) function in the environment of HTM’s Spatial Pooler. Beyond working with double numerical </w:t>
+      </w:r>
+      <w:r>
+        <w:rPr>
+          <w:lang w:val="en-IN"/>
+        </w:rPr>
+        <w:t xml:space="preserve">representations, we give an in </w:t>
+      </w:r>
+      <w:r>
+        <w:rPr>
+          <w:lang w:val="en-IN"/>
+        </w:rPr>
+        <w:t xml:space="preserve">depth analysis of the </w:t>
       </w:r>
       <w:r>
         <w:rPr>
@@ -1187,25 +1161,7 @@
           <w:shd w:val="clear" w:color="auto" w:fill="FFFFFF"/>
           <w:lang w:val="en-US"/>
         </w:rPr>
-        <w:t xml:space="preserve">work of </w:t>
-      </w:r>
-      <w:proofErr w:type="spellStart"/>
-      <w:r>
-        <w:rPr>
-          <w:color w:val="0D0D0D"/>
-          <w:shd w:val="clear" w:color="auto" w:fill="FFFFFF"/>
-          <w:lang w:val="en-US"/>
-        </w:rPr>
-        <w:t>Mnatzaganian</w:t>
-      </w:r>
-      <w:proofErr w:type="spellEnd"/>
-      <w:r>
-        <w:rPr>
-          <w:color w:val="0D0D0D"/>
-          <w:shd w:val="clear" w:color="auto" w:fill="FFFFFF"/>
-          <w:lang w:val="en-US"/>
-        </w:rPr>
-        <w:t xml:space="preserve"> et al. [5], who outlined a systematic approach for determining activations based on specific permanence values. This process involves applying c</w:t>
+        <w:t>work of Mnatzaganian et al. [5], who outlined a systematic approach for determining activations based on specific permanence values. This process involves applying c</w:t>
       </w:r>
       <w:r>
         <w:rPr>
@@ -1477,30 +1433,13 @@
           <w:shd w:val="clear" w:color="auto" w:fill="FFFFFF"/>
           <w:lang w:val="en-US"/>
         </w:rPr>
-        <w:t xml:space="preserve">Furthermore, </w:t>
-      </w:r>
-      <w:proofErr w:type="spellStart"/>
-      <w:r>
-        <w:rPr>
-          <w:color w:val="0D0D0D"/>
-          <w:shd w:val="clear" w:color="auto" w:fill="FFFFFF"/>
-          <w:lang w:val="en-US"/>
-        </w:rPr>
-        <w:t>Mnatzaganian</w:t>
-      </w:r>
-      <w:proofErr w:type="spellEnd"/>
-      <w:r>
-        <w:rPr>
-          <w:color w:val="0D0D0D"/>
-          <w:shd w:val="clear" w:color="auto" w:fill="FFFFFF"/>
-          <w:lang w:val="en-US"/>
-        </w:rPr>
-        <w:t xml:space="preserve"> et al. [5] referenced the work of Thornton et al. (2013), who employed a similar methodology to analyze the interpretation of input data within the Spatial Pooler (SP). A significant advantage of this approach is its capability to reconstruct input solely based on permanence values and active columns, effectively decoupling the input from the system [6]. The equation governing this process is as follows:</w:t>
+        <w:t>Furthermore, Mnatzaganian et al. [5] referenced the work of Thornton et al. (2013), who employed a similar methodology to analyze the interpretation of input data within the Spatial Pooler (SP). A significant advantage of this approach is its capability to reconstruct input solely based on permanence values and active columns, effectively decoupling the input from the system [6]. The equation governing this process is as follows:</w:t>
       </w:r>
     </w:p>
     <w:p>
       <w:pPr>
         <w:pStyle w:val="BodyText"/>
+        <w:jc w:val="center"/>
         <w:rPr>
           <w:color w:val="0D0D0D"/>
           <w:shd w:val="clear" w:color="auto" w:fill="FFFFFF"/>
@@ -1837,6 +1776,7 @@
     <w:p>
       <w:pPr>
         <w:pStyle w:val="BodyText"/>
+        <w:jc w:val="center"/>
         <w:rPr>
           <w:color w:val="0D0D0D"/>
           <w:shd w:val="clear" w:color="auto" w:fill="FFFFFF"/>
@@ -1849,7 +1789,7 @@
           <w:shd w:val="clear" w:color="auto" w:fill="FFFFFF"/>
           <w:lang w:val="en-US"/>
         </w:rPr>
-        <w:t xml:space="preserve">Equation 1: Input Reconstruction Formula </w:t>
+        <w:t>Equation 1: Input Reconstruction Formula</w:t>
       </w:r>
     </w:p>
     <w:p>
@@ -1893,16 +1833,7 @@
           <w:shd w:val="clear" w:color="auto" w:fill="FFFFFF"/>
           <w:lang w:val="en-US"/>
         </w:rPr>
-        <w:t xml:space="preserve">ion 1 calculates the reconstructed input vector </w:t>
-      </w:r>
-      <w:proofErr w:type="gramStart"/>
-      <w:r>
-        <w:rPr>
-          <w:color w:val="0D0D0D"/>
-          <w:shd w:val="clear" w:color="auto" w:fill="FFFFFF"/>
-          <w:lang w:val="en-US"/>
-        </w:rPr>
-        <w:t>( u</w:t>
+        <w:t>ion 1 calculates the reconstructed input vector ( u</w:t>
       </w:r>
       <w:r>
         <w:rPr>
@@ -1913,7 +1844,6 @@
         </w:rPr>
         <w:t>⃗</w:t>
       </w:r>
-      <w:proofErr w:type="gramEnd"/>
       <w:r>
         <w:rPr>
           <w:color w:val="0D0D0D"/>
@@ -2097,21 +2027,7 @@
         <w:rPr>
           <w:color w:val="000000"/>
         </w:rPr>
-        <w:t xml:space="preserve">The goal of our methodology is to rebuild precisely the original input data. In the beginning, a variety of input data are presented, such as photos and numerical values between 0 and 99. An Image </w:t>
-      </w:r>
-      <w:proofErr w:type="spellStart"/>
-      <w:r>
-        <w:rPr>
-          <w:color w:val="000000"/>
-        </w:rPr>
-        <w:t>Binarizer</w:t>
-      </w:r>
-      <w:proofErr w:type="spellEnd"/>
-      <w:r>
-        <w:rPr>
-          <w:color w:val="000000"/>
-        </w:rPr>
-        <w:t xml:space="preserve"> is used to transform images into binary representations for image data. The input data is then transformed into integer </w:t>
+        <w:t xml:space="preserve">The goal of our methodology is to rebuild precisely the original input data. In the beginning, a variety of input data are presented, such as photos and numerical values between 0 and 99. An Image Binarizer is used to transform images into binary representations for image data. The input data is then transformed into integer </w:t>
       </w:r>
       <w:r>
         <w:rPr>
@@ -2418,7 +2334,6 @@
         </w:tabs>
         <w:spacing w:after="120" w:line="228" w:lineRule="auto"/>
         <w:ind w:firstLine="288"/>
-        <w:jc w:val="both"/>
         <w:rPr>
           <w:i/>
           <w:iCs/>
@@ -2429,11 +2344,13 @@
       </w:pPr>
       <w:r>
         <w:rPr>
+          <w:i/>
+          <w:iCs/>
           <w:color w:val="000000"/>
           <w:sz w:val="16"/>
           <w:szCs w:val="16"/>
         </w:rPr>
-        <w:t xml:space="preserve"> </w:t>
+        <w:t>Fig</w:t>
       </w:r>
       <w:r>
         <w:rPr>
@@ -2443,7 +2360,7 @@
           <w:sz w:val="16"/>
           <w:szCs w:val="16"/>
         </w:rPr>
-        <w:t>Fig</w:t>
+        <w:t>ure</w:t>
       </w:r>
       <w:r>
         <w:rPr>
@@ -2453,7 +2370,7 @@
           <w:sz w:val="16"/>
           <w:szCs w:val="16"/>
         </w:rPr>
-        <w:t>ure</w:t>
+        <w:t xml:space="preserve"> 1:</w:t>
       </w:r>
       <w:r>
         <w:rPr>
@@ -2463,7 +2380,7 @@
           <w:sz w:val="16"/>
           <w:szCs w:val="16"/>
         </w:rPr>
-        <w:t xml:space="preserve"> 1. Graphical Representation of the Experiment</w:t>
+        <w:t xml:space="preserve"> Graphical Representation of the Experiment</w:t>
       </w:r>
     </w:p>
     <w:p>
@@ -2566,21 +2483,7 @@
         <w:rPr>
           <w:color w:val="000000"/>
         </w:rPr>
-        <w:t>Numerical Input Encoding: Numerical values ranging from 0 to 99 are processed using a scalar encoder, which encodes each value into a 200-bit representation. These encoded representations are then converted into integer arrays (</w:t>
-      </w:r>
-      <w:proofErr w:type="gramStart"/>
-      <w:r>
-        <w:rPr>
-          <w:color w:val="000000"/>
-        </w:rPr>
-        <w:t>int[</w:t>
-      </w:r>
-      <w:proofErr w:type="gramEnd"/>
-      <w:r>
-        <w:rPr>
-          <w:color w:val="000000"/>
-        </w:rPr>
-        <w:t>]), with each array corresponding to a distinct numerical input (Figure 2).</w:t>
+        <w:t>Numerical Input Encoding: Numerical values ranging from 0 to 99 are processed using a scalar encoder, which encodes each value into a 200-bit representation. These encoded representations are then converted into integer arrays (int[]), with each array corresponding to a distinct numerical input (Figure 2).</w:t>
       </w:r>
     </w:p>
     <w:p>
@@ -2858,21 +2761,7 @@
         <w:rPr>
           <w:color w:val="000000"/>
         </w:rPr>
-        <w:t xml:space="preserve">Image Input Encoding: An Image </w:t>
-      </w:r>
-      <w:proofErr w:type="spellStart"/>
-      <w:r>
-        <w:rPr>
-          <w:color w:val="000000"/>
-        </w:rPr>
-        <w:t>Binarizer</w:t>
-      </w:r>
-      <w:proofErr w:type="spellEnd"/>
-      <w:r>
-        <w:rPr>
-          <w:color w:val="000000"/>
-        </w:rPr>
-        <w:t xml:space="preserve"> is used to design binary representations for image data. The encoded arrays’ confines match those of the source images. For instance, an encoded array of size 784 is created from a 28x28 pixel image, with each pixel represented by a binary value. (Figure 3).</w:t>
+        <w:t>Image Input Encoding: An Image Binarizer is used to design binary representations for image data. The encoded arrays’ confines match those of the source images. For instance, an encoded array of size 784 is created from a 28x28 pixel image, with each pixel represented by a binary value. (Figure 3).</w:t>
       </w:r>
       <w:r>
         <w:rPr>
@@ -3515,119 +3404,7 @@
         <w:rPr>
           <w:color w:val="000000"/>
         </w:rPr>
-        <w:t xml:space="preserve">: The next step is extracting the set of columns from the current connections that correspond to the active </w:t>
-      </w:r>
-      <w:proofErr w:type="gramStart"/>
-      <w:r>
-        <w:rPr>
-          <w:color w:val="000000"/>
-        </w:rPr>
-        <w:t>mini-columns</w:t>
-      </w:r>
-      <w:proofErr w:type="gramEnd"/>
-      <w:r>
-        <w:rPr>
-          <w:color w:val="000000"/>
-        </w:rPr>
-        <w:t xml:space="preserve">. Within the </w:t>
-      </w:r>
-      <w:proofErr w:type="gramStart"/>
-      <w:r>
-        <w:rPr>
-          <w:color w:val="000000"/>
-        </w:rPr>
-        <w:t>Reconstruct(</w:t>
-      </w:r>
-      <w:proofErr w:type="gramEnd"/>
-      <w:r>
-        <w:rPr>
-          <w:color w:val="000000"/>
-        </w:rPr>
-        <w:t xml:space="preserve">) system, the </w:t>
-      </w:r>
-      <w:proofErr w:type="spellStart"/>
-      <w:r>
-        <w:rPr>
-          <w:color w:val="000000"/>
-        </w:rPr>
-        <w:t>activeMiniColumns</w:t>
-      </w:r>
-      <w:proofErr w:type="spellEnd"/>
-      <w:r>
-        <w:rPr>
-          <w:color w:val="000000"/>
-        </w:rPr>
-        <w:t xml:space="preserve"> parameter is an integer array that specifies the indicators </w:t>
-      </w:r>
-      <w:proofErr w:type="spellStart"/>
-      <w:r>
-        <w:rPr>
-          <w:color w:val="000000"/>
-        </w:rPr>
-        <w:t>ofmini</w:t>
-      </w:r>
-      <w:proofErr w:type="spellEnd"/>
-      <w:r>
-        <w:rPr>
-          <w:color w:val="000000"/>
-        </w:rPr>
-        <w:t xml:space="preserve">-columns linked as active. In Hierarchical Temporal </w:t>
-      </w:r>
-      <w:proofErr w:type="gramStart"/>
-      <w:r>
-        <w:rPr>
-          <w:color w:val="000000"/>
-        </w:rPr>
-        <w:t>Memory(</w:t>
-      </w:r>
-      <w:proofErr w:type="gramEnd"/>
-      <w:r>
-        <w:rPr>
-          <w:color w:val="000000"/>
-        </w:rPr>
-        <w:t xml:space="preserve">HTM) and related models, a mini-column refers to a group of cortical neurons that activate in response to specific input patterns, similar as overlapping patterns or sensory inputs. The current approach utilizes </w:t>
-      </w:r>
-      <w:proofErr w:type="spellStart"/>
-      <w:r>
-        <w:rPr>
-          <w:color w:val="000000"/>
-        </w:rPr>
-        <w:t>activeMiniColumns</w:t>
-      </w:r>
-      <w:proofErr w:type="spellEnd"/>
-      <w:r>
-        <w:rPr>
-          <w:color w:val="000000"/>
-        </w:rPr>
-        <w:t xml:space="preserve"> to identify which </w:t>
-      </w:r>
-      <w:proofErr w:type="gramStart"/>
-      <w:r>
-        <w:rPr>
-          <w:color w:val="000000"/>
-        </w:rPr>
-        <w:t>mini-columns</w:t>
-      </w:r>
-      <w:proofErr w:type="gramEnd"/>
-      <w:r>
-        <w:rPr>
-          <w:color w:val="000000"/>
-        </w:rPr>
-        <w:t xml:space="preserve"> are active. Following this, a dictionary containing the cumulative permanence values of the synapses linked to these active </w:t>
-      </w:r>
-      <w:proofErr w:type="gramStart"/>
-      <w:r>
-        <w:rPr>
-          <w:color w:val="000000"/>
-        </w:rPr>
-        <w:t>mini-columns</w:t>
-      </w:r>
-      <w:proofErr w:type="gramEnd"/>
-      <w:r>
-        <w:rPr>
-          <w:color w:val="000000"/>
-        </w:rPr>
-        <w:t xml:space="preserve"> is reconstructed. These permanence values play a crucial role in determining the strength of neural</w:t>
+        <w:t>: The next step is extracting the set of columns from the current connections that correspond to the active mini-columns. Within the Reconstruct() system, the activeMiniColumns parameter is an integer array that specifies the indicators ofmini-columns linked as active. In Hierarchical Temporal Memory(HTM) and related models, a mini-column refers to a group of cortical neurons that activate in response to specific input patterns, similar as overlapping patterns or sensory inputs. The current approach utilizes activeMiniColumns to identify which mini-columns are active. Following this, a dictionary containing the cumulative permanence values of the synapses linked to these active mini-columns is reconstructed. These permanence values play a crucial role in determining the strength of neural</w:t>
       </w:r>
     </w:p>
     <w:p>
@@ -3945,47 +3722,17 @@
         </w:rPr>
         <w:t xml:space="preserve">The objective of this segment is to utilize the </w:t>
       </w:r>
-      <w:proofErr w:type="gramStart"/>
       <w:r>
         <w:rPr>
           <w:color w:val="000000"/>
         </w:rPr>
         <w:t>Reconstruct(</w:t>
       </w:r>
-      <w:proofErr w:type="gramEnd"/>
-      <w:r>
-        <w:rPr>
-          <w:color w:val="000000"/>
-        </w:rPr>
-        <w:t>) method provided by the Spatial Pooler (</w:t>
-      </w:r>
-      <w:proofErr w:type="spellStart"/>
-      <w:r>
-        <w:rPr>
-          <w:color w:val="000000"/>
-        </w:rPr>
-        <w:t>sp</w:t>
-      </w:r>
-      <w:proofErr w:type="spellEnd"/>
-      <w:r>
-        <w:rPr>
-          <w:color w:val="000000"/>
-        </w:rPr>
-        <w:t xml:space="preserve">) to reconstruct the permanence values from the active columns identified during the learning phase of the experiment. The flow chart below demonstrates the implementation of our proposed approach for visualizing these </w:t>
-      </w:r>
-      <w:proofErr w:type="gramStart"/>
-      <w:r>
-        <w:rPr>
-          <w:color w:val="000000"/>
-        </w:rPr>
-        <w:t>permanence</w:t>
-      </w:r>
-      <w:proofErr w:type="gramEnd"/>
-      <w:r>
-        <w:rPr>
-          <w:color w:val="000000"/>
-        </w:rPr>
-        <w:t xml:space="preserve"> values. (Figure 5)</w:t>
+      <w:r>
+        <w:rPr>
+          <w:color w:val="000000"/>
+        </w:rPr>
+        <w:t>) method provided by the Spatial Pooler (sp) to reconstruct the permanence values from the active columns identified during the learning phase of the experiment. The flow chart below demonstrates the implementation of our proposed approach for visualizing these permanence values. (Figure 5)</w:t>
       </w:r>
     </w:p>
     <w:p>
@@ -4305,21 +4052,7 @@
         <w:rPr>
           <w:color w:val="000000"/>
         </w:rPr>
-        <w:t xml:space="preserve">Reconstructing the permanence values connected to the active features is the next crucial step, which is achieved using the Reconstruct () function that the Spatial Pooler. A dictionary called </w:t>
-      </w:r>
-      <w:proofErr w:type="spellStart"/>
-      <w:r>
-        <w:rPr>
-          <w:color w:val="000000"/>
-        </w:rPr>
-        <w:t>allPermanenceDictionary</w:t>
-      </w:r>
-      <w:proofErr w:type="spellEnd"/>
-      <w:r>
-        <w:rPr>
-          <w:color w:val="000000"/>
-        </w:rPr>
-        <w:t xml:space="preserve"> is created to fully account for all possible numerical input keys. To guarantee a detailed</w:t>
+        <w:t>Reconstructing the permanence values connected to the active features is the next crucial step, which is achieved using the Reconstruct () function that the Spatial Pooler. A dictionary called allPermanenceDictionary is created to fully account for all possible numerical input keys. To guarantee a detailed</w:t>
       </w:r>
       <w:r>
         <w:rPr>
@@ -4331,89 +4064,33 @@
         <w:rPr>
           <w:color w:val="000000"/>
         </w:rPr>
-        <w:t xml:space="preserve">and correct representation of the numerical input space, this dictionary first adds the persistence values that </w:t>
-      </w:r>
-      <w:proofErr w:type="gramStart"/>
-      <w:r>
-        <w:rPr>
-          <w:color w:val="000000"/>
-        </w:rPr>
-        <w:t>match to</w:t>
-      </w:r>
-      <w:proofErr w:type="gramEnd"/>
-      <w:r>
-        <w:rPr>
-          <w:color w:val="000000"/>
-        </w:rPr>
-        <w:t xml:space="preserve"> the active columns.</w:t>
-      </w:r>
-    </w:p>
-    <w:p>
-      <w:pPr>
-        <w:pBdr>
-          <w:top w:val="nil"/>
-          <w:left w:val="nil"/>
-          <w:bottom w:val="nil"/>
-          <w:right w:val="nil"/>
-          <w:between w:val="nil"/>
-        </w:pBdr>
-        <w:tabs>
-          <w:tab w:val="left" w:pos="288"/>
-        </w:tabs>
-        <w:spacing w:after="120" w:line="228" w:lineRule="auto"/>
-        <w:ind w:firstLine="288"/>
-        <w:jc w:val="both"/>
-        <w:rPr>
-          <w:color w:val="000000"/>
-        </w:rPr>
-      </w:pPr>
-      <w:r>
-        <w:rPr>
-          <w:color w:val="000000"/>
-        </w:rPr>
-        <w:t xml:space="preserve">The dictionary is systematically placed according to its keys in ascending order to guarantee reliability and make analysis easier. This ensures that the structure of all </w:t>
-      </w:r>
-      <w:proofErr w:type="gramStart"/>
-      <w:r>
-        <w:rPr>
-          <w:color w:val="000000"/>
-        </w:rPr>
-        <w:t>permanence</w:t>
-      </w:r>
-      <w:proofErr w:type="gramEnd"/>
-      <w:r>
-        <w:rPr>
-          <w:color w:val="000000"/>
-        </w:rPr>
-        <w:t xml:space="preserve"> dictionaries used. A subset of all possible input keys is represented by the reconstructed purpose values obtained from active columns; it should be noted. The persistence values corresponding to inactive columns are also included to provide a complete representation of all input bits and cover the whole spectrum of possible input indicators. The default persistence value for these inactive columns, which don’t actively contribute to input representation, is 0.0. This meticulous approach ensures that the </w:t>
-      </w:r>
-      <w:proofErr w:type="spellStart"/>
-      <w:r>
-        <w:rPr>
-          <w:color w:val="000000"/>
-        </w:rPr>
-        <w:t>allPermanenceDictionary</w:t>
-      </w:r>
-      <w:proofErr w:type="spellEnd"/>
-      <w:r>
-        <w:rPr>
-          <w:color w:val="000000"/>
-        </w:rPr>
-        <w:t xml:space="preserve"> provides a complete and precise representation of all input indices, enabling a thorough analysis and visualization of the spatial patterns learned by the HTM network. A comprehensive study and display of the spatial patterns that the HTM network has learned are made possible by this methodical methodology, which guarantees that the </w:t>
-      </w:r>
-      <w:proofErr w:type="spellStart"/>
-      <w:r>
-        <w:rPr>
-          <w:color w:val="000000"/>
-        </w:rPr>
-        <w:t>allPermanenceDictionary</w:t>
-      </w:r>
-      <w:proofErr w:type="spellEnd"/>
-      <w:r>
-        <w:rPr>
-          <w:color w:val="000000"/>
-        </w:rPr>
-        <w:t xml:space="preserve"> offers a comprehensive and accurate representation of all input files.</w:t>
+        <w:t>and correct representation of the numerical input space, this dictionary first adds the persistence values that match to the active columns.</w:t>
+      </w:r>
+    </w:p>
+    <w:p>
+      <w:pPr>
+        <w:pBdr>
+          <w:top w:val="nil"/>
+          <w:left w:val="nil"/>
+          <w:bottom w:val="nil"/>
+          <w:right w:val="nil"/>
+          <w:between w:val="nil"/>
+        </w:pBdr>
+        <w:tabs>
+          <w:tab w:val="left" w:pos="288"/>
+        </w:tabs>
+        <w:spacing w:after="120" w:line="228" w:lineRule="auto"/>
+        <w:ind w:firstLine="288"/>
+        <w:jc w:val="both"/>
+        <w:rPr>
+          <w:color w:val="000000"/>
+        </w:rPr>
+      </w:pPr>
+      <w:r>
+        <w:rPr>
+          <w:color w:val="000000"/>
+        </w:rPr>
+        <w:t>The dictionary is systematically placed according to its keys in ascending order to guarantee reliability and make analysis easier. This ensures that the structure of all permanence dictionaries used. A subset of all possible input keys is represented by the reconstructed purpose values obtained from active columns; it should be noted. The persistence values corresponding to inactive columns are also included to provide a complete representation of all input bits and cover the whole spectrum of possible input indicators. The default persistence value for these inactive columns, which don’t actively contribute to input representation, is 0.0. This meticulous approach ensures that the allPermanenceDictionary provides a complete and precise representation of all input indices, enabling a thorough analysis and visualization of the spatial patterns learned by the HTM network. A comprehensive study and display of the spatial patterns that the HTM network has learned are made possible by this methodical methodology, which guarantees that the allPermanenceDictionary offers a comprehensive and accurate representation of all input files.</w:t>
       </w:r>
     </w:p>
     <w:p>
@@ -4535,58 +4212,30 @@
         <w:rPr>
           <w:color w:val="000000"/>
         </w:rPr>
-        <w:t xml:space="preserve">approach used for numerical inputs. This ensures a comprehensive representation of the image space. By utilizing the </w:t>
-      </w:r>
-      <w:proofErr w:type="spellStart"/>
-      <w:r>
-        <w:rPr>
-          <w:color w:val="000000"/>
-        </w:rPr>
-        <w:t>allPermanenceDictionary</w:t>
-      </w:r>
-      <w:proofErr w:type="spellEnd"/>
-      <w:r>
-        <w:rPr>
-          <w:color w:val="000000"/>
-        </w:rPr>
-        <w:t>, we systematically record all possible input indices, addressing any missing data points to achieve a holistic view of the input domain.</w:t>
-      </w:r>
-    </w:p>
-    <w:p>
-      <w:pPr>
-        <w:pBdr>
-          <w:top w:val="nil"/>
-          <w:left w:val="nil"/>
-          <w:bottom w:val="nil"/>
-          <w:right w:val="nil"/>
-          <w:between w:val="nil"/>
-        </w:pBdr>
-        <w:tabs>
-          <w:tab w:val="left" w:pos="288"/>
-        </w:tabs>
-        <w:spacing w:after="120" w:line="228" w:lineRule="auto"/>
-        <w:ind w:firstLine="288"/>
-        <w:jc w:val="both"/>
-      </w:pPr>
-      <w:r>
-        <w:rPr>
-          <w:color w:val="000000"/>
-        </w:rPr>
-        <w:t xml:space="preserve">As with numerical data, the reconstructed permanence values undergo normalization and thresholding, followed by similarity computation to evaluate the accuracy of the reconstruction method. Ultimately, visualization techniques are applied to generate </w:t>
-      </w:r>
-      <w:proofErr w:type="gramStart"/>
-      <w:r>
-        <w:rPr>
-          <w:color w:val="000000"/>
-        </w:rPr>
-        <w:t>heatmaps</w:t>
-      </w:r>
-      <w:proofErr w:type="gramEnd"/>
-      <w:r>
-        <w:rPr>
-          <w:color w:val="000000"/>
-        </w:rPr>
-        <w:t xml:space="preserve">, offering a graphical representation of the spatial patterns extracted from image inputs. In equivalent, similar plots are produced to illustrate the degree of correspondence between the original encoded inputs and their reconstructed counterparts, providing deeper insights and validation of the reconstruction process in the context of image </w:t>
+        <w:t>approach used for numerical inputs. This ensures a comprehensive representation of the image space. By utilizing the allPermanenceDictionary, we systematically record all possible input indices, addressing any missing data points to achieve a holistic view of the input domain.</w:t>
+      </w:r>
+    </w:p>
+    <w:p>
+      <w:pPr>
+        <w:pBdr>
+          <w:top w:val="nil"/>
+          <w:left w:val="nil"/>
+          <w:bottom w:val="nil"/>
+          <w:right w:val="nil"/>
+          <w:between w:val="nil"/>
+        </w:pBdr>
+        <w:tabs>
+          <w:tab w:val="left" w:pos="288"/>
+        </w:tabs>
+        <w:spacing w:after="120" w:line="228" w:lineRule="auto"/>
+        <w:ind w:firstLine="288"/>
+        <w:jc w:val="both"/>
+      </w:pPr>
+      <w:r>
+        <w:rPr>
+          <w:color w:val="000000"/>
+        </w:rPr>
+        <w:t xml:space="preserve">As with numerical data, the reconstructed permanence values undergo normalization and thresholding, followed by similarity computation to evaluate the accuracy of the reconstruction method. Ultimately, visualization techniques are applied to generate heatmaps, offering a graphical representation of the spatial patterns extracted from image inputs. In equivalent, similar plots are produced to illustrate the degree of correspondence between the original encoded inputs and their reconstructed counterparts, providing deeper insights and validation of the reconstruction process in the context of image </w:t>
       </w:r>
       <w:r>
         <w:rPr>
@@ -5317,7 +4966,6 @@
         </w:tabs>
         <w:spacing w:after="120" w:line="228" w:lineRule="auto"/>
         <w:ind w:firstLine="288"/>
-        <w:jc w:val="both"/>
         <w:rPr>
           <w:i/>
           <w:iCs/>
@@ -5619,17 +5267,10 @@
         </w:tabs>
         <w:spacing w:after="120" w:line="228" w:lineRule="auto"/>
         <w:ind w:firstLine="288"/>
-        <w:jc w:val="both"/>
-        <w:rPr>
-          <w:color w:val="000000"/>
-        </w:rPr>
-      </w:pPr>
-      <w:r>
-        <w:rPr>
-          <w:color w:val="000000"/>
-        </w:rPr>
-        <w:t> </w:t>
-      </w:r>
+        <w:rPr>
+          <w:color w:val="000000"/>
+        </w:rPr>
+      </w:pPr>
       <m:oMath>
         <m:r>
           <w:rPr>
@@ -6070,61 +5711,33 @@
         <w:rPr>
           <w:color w:val="000000"/>
         </w:rPr>
-        <w:t>The "</w:t>
-      </w:r>
-      <w:proofErr w:type="spellStart"/>
-      <w:r>
-        <w:rPr>
-          <w:color w:val="000000"/>
-        </w:rPr>
-        <w:t>DrawCombinedSimilarityPlot</w:t>
-      </w:r>
-      <w:proofErr w:type="spellEnd"/>
-      <w:r>
-        <w:rPr>
-          <w:color w:val="000000"/>
-        </w:rPr>
-        <w:t>" function plays a key role in visualizing the similarity between encoded inputs and reconstructed inputs. This function generates a graphical representation of the similarity values for each input, providing a clear understanding of the network's performance in reconstructing data.</w:t>
-      </w:r>
-    </w:p>
-    <w:p>
-      <w:pPr>
-        <w:pBdr>
-          <w:top w:val="nil"/>
-          <w:left w:val="nil"/>
-          <w:bottom w:val="nil"/>
-          <w:right w:val="nil"/>
-          <w:between w:val="nil"/>
-        </w:pBdr>
-        <w:tabs>
-          <w:tab w:val="left" w:pos="288"/>
-        </w:tabs>
-        <w:spacing w:after="120" w:line="228" w:lineRule="auto"/>
-        <w:ind w:firstLine="288"/>
-        <w:jc w:val="both"/>
-        <w:rPr>
-          <w:color w:val="000000"/>
-        </w:rPr>
-      </w:pPr>
-      <w:r>
-        <w:rPr>
-          <w:color w:val="000000"/>
-        </w:rPr>
-        <w:t xml:space="preserve">The function creates a bitmap image with bars </w:t>
-      </w:r>
-      <w:proofErr w:type="gramStart"/>
-      <w:r>
-        <w:rPr>
-          <w:color w:val="000000"/>
-        </w:rPr>
-        <w:t>representing the similarity</w:t>
-      </w:r>
-      <w:proofErr w:type="gramEnd"/>
-      <w:r>
-        <w:rPr>
-          <w:color w:val="000000"/>
-        </w:rPr>
-        <w:t xml:space="preserve"> values. Each bar corresponds to an input, and its height reflects the similarity between the original encoded input and the reconstructed input. The function takes several parameters, including the list of similarity values, the file path for saving the image, and the dimensions of the image.</w:t>
+        <w:t>The "DrawCombinedSimilarityPlot" function plays a key role in visualizing the similarity between encoded inputs and reconstructed inputs. This function generates a graphical representation of the similarity values for each input, providing a clear understanding of the network's performance in reconstructing data.</w:t>
+      </w:r>
+    </w:p>
+    <w:p>
+      <w:pPr>
+        <w:pBdr>
+          <w:top w:val="nil"/>
+          <w:left w:val="nil"/>
+          <w:bottom w:val="nil"/>
+          <w:right w:val="nil"/>
+          <w:between w:val="nil"/>
+        </w:pBdr>
+        <w:tabs>
+          <w:tab w:val="left" w:pos="288"/>
+        </w:tabs>
+        <w:spacing w:after="120" w:line="228" w:lineRule="auto"/>
+        <w:ind w:firstLine="288"/>
+        <w:jc w:val="both"/>
+        <w:rPr>
+          <w:color w:val="000000"/>
+        </w:rPr>
+      </w:pPr>
+      <w:r>
+        <w:rPr>
+          <w:color w:val="000000"/>
+        </w:rPr>
+        <w:t>The function creates a bitmap image with bars representing the similarity values. Each bar corresponds to an input, and its height reflects the similarity between the original encoded input and the reconstructed input. The function takes several parameters, including the list of similarity values, the file path for saving the image, and the dimensions of the image.</w:t>
       </w:r>
     </w:p>
     <w:p>
@@ -6291,35 +5904,7 @@
         <w:rPr>
           <w:color w:val="000000"/>
         </w:rPr>
-        <w:t xml:space="preserve">Internally, the function calculates the maximum similarity value from the provided list to scale the bar heights appropriately. It then determines the width and spacing </w:t>
-      </w:r>
-      <w:proofErr w:type="gramStart"/>
-      <w:r>
-        <w:rPr>
-          <w:color w:val="000000"/>
-        </w:rPr>
-        <w:t>for</w:t>
-      </w:r>
-      <w:proofErr w:type="gramEnd"/>
-      <w:r>
-        <w:rPr>
-          <w:color w:val="000000"/>
-        </w:rPr>
-        <w:t xml:space="preserve"> each bar based on the specified dimensions. Next, it iterates through the </w:t>
-      </w:r>
-      <w:proofErr w:type="gramStart"/>
-      <w:r>
-        <w:rPr>
-          <w:color w:val="000000"/>
-        </w:rPr>
-        <w:t>similarity</w:t>
-      </w:r>
-      <w:proofErr w:type="gramEnd"/>
-      <w:r>
-        <w:rPr>
-          <w:color w:val="000000"/>
-        </w:rPr>
-        <w:t xml:space="preserve"> values, drawing a bar for each input. The height of each bar is proportional to its similarity value, offering a visual representation of how closely the reconstructed input matches the original encoded input.</w:t>
+        <w:t>Internally, the function calculates the maximum similarity value from the provided list to scale the bar heights appropriately. It then determines the width and spacing for each bar based on the specified dimensions. Next, it iterates through the similarity values, drawing a bar for each input. The height of each bar is proportional to its similarity value, offering a visual representation of how closely the reconstructed input matches the original encoded input.</w:t>
       </w:r>
     </w:p>
     <w:p>
@@ -6453,41 +6038,25 @@
         <w:rPr>
           <w:color w:val="000000"/>
         </w:rPr>
-        <w:t xml:space="preserve">In this project, we implemented a Spatial Pattern Learning experiment using the </w:t>
-      </w:r>
-      <w:proofErr w:type="spellStart"/>
-      <w:r>
-        <w:rPr>
-          <w:color w:val="000000"/>
-        </w:rPr>
-        <w:t>NeoCortexApi</w:t>
-      </w:r>
-      <w:proofErr w:type="spellEnd"/>
-      <w:r>
-        <w:rPr>
-          <w:color w:val="000000"/>
-        </w:rPr>
-        <w:t xml:space="preserve">, a framework inspired by Hierarchical Temporal Memory (HTM), which is designed to mimic the learning mechanisms of the human neocortex. The primary objective of this study was to investigate the reconstruction of input patterns in HTM networks using the </w:t>
-      </w:r>
-      <w:proofErr w:type="spellStart"/>
-      <w:r>
-        <w:rPr>
-          <w:color w:val="000000"/>
-        </w:rPr>
-        <w:t>NeoCortex</w:t>
-      </w:r>
-      <w:proofErr w:type="spellEnd"/>
-      <w:r>
-        <w:rPr>
-          <w:color w:val="000000"/>
-        </w:rPr>
-        <w:t xml:space="preserve"> API's Reconstruct method. Specifically, we aimed to explore the reconstruction process, visualize permanence values, and calculate the similarity between original encoded inputs and reconstructed outputs. To achieve this, we conducted experiments on two types of data: numerical data and image data. Here, we focus on the implementation and results for numerical data, which serves as a foundational demonstration of the reconstruction process. For numerical data, we used scalar values ranging from 0 to 99 as input. These values were encoded into Sparse Distributed Representations (SDRs) using a Scalar Encoder, which transforms scalar inputs into binary vectors with a small percentage of active bits. The encoded data was then fed into the Spatial Pooler (SP), a core component of HTM, and trained over multiple cycles to learn spatial patterns. To ensure stable learning, we employed the Homeostatic Plasticity Controller (HPC), which monitored the SP's stability and triggered events when the system reached a stable state. Once trained, we reconstructed permanence </w:t>
-      </w:r>
-      <w:r>
-        <w:rPr>
-          <w:color w:val="000000"/>
-        </w:rPr>
-        <w:t>values, representing the strength of synaptic connections, and normalized them to binary values (0 or 1) using a predefined threshold value of 8.3, which was chosen because it provided the best results for reconstructing the input patterns. This allowed us to compare the original encoded inputs with the SP's reconstructed outputs. To visualize the results, we generated two key figures: Fig. 10 and Fig. 11 which are given below.</w:t>
+        <w:t xml:space="preserve">In this project, we implemented a Spatial Pattern Learning experiment using the NeoCortexApi, a framework inspired by Hierarchical Temporal Memory (HTM), which is designed to mimic the learning mechanisms of the human neocortex. The primary objective of this study was to investigate the reconstruction of input patterns in HTM networks using the NeoCortex API's Reconstruct method. Specifically, we aimed to explore the reconstruction process, visualize permanence values, and calculate the similarity between original encoded inputs and reconstructed outputs. To achieve this, we conducted experiments on two types of data: numerical data and image data. Here, we focus on the implementation and results for numerical data, which serves as a foundational demonstration of the reconstruction process. For numerical data, we used scalar values ranging from 0 to 99 as input. These values were encoded into Sparse Distributed Representations (SDRs) using a Scalar Encoder, which transforms scalar inputs into binary vectors with a small percentage of active bits. The encoded data was then fed into the Spatial Pooler (SP), a core component of HTM, and trained over multiple cycles to learn spatial patterns. To ensure stable learning, we employed the Homeostatic Plasticity Controller (HPC), which monitored the SP's stability and triggered events when the system reached a stable state. Once trained, we reconstructed permanence </w:t>
+      </w:r>
+      <w:r>
+        <w:rPr>
+          <w:color w:val="000000"/>
+        </w:rPr>
+        <w:t>values, representing the strength of synaptic connections, and normalized them to binary values (0 or 1) using a predefined threshold value of 8.3, which was chosen because it provided the best results for reconstructing the input patterns. This allowed us to compare the original encoded inputs with the SP's reconstructed outputs. To visualize the results, we</w:t>
+      </w:r>
+      <w:r>
+        <w:rPr>
+          <w:color w:val="000000"/>
+        </w:rPr>
+        <w:t xml:space="preserve"> generated two key figures: Figure 10 and Figure</w:t>
+      </w:r>
+      <w:r>
+        <w:rPr>
+          <w:color w:val="000000"/>
+        </w:rPr>
+        <w:t xml:space="preserve"> 11 which are given below.</w:t>
       </w:r>
     </w:p>
     <w:p>
@@ -6658,7 +6227,13 @@
         <w:rPr>
           <w:color w:val="000000"/>
         </w:rPr>
-        <w:t xml:space="preserve">Fig. </w:t>
+        <w:t>Figure</w:t>
+      </w:r>
+      <w:r>
+        <w:rPr>
+          <w:color w:val="000000"/>
+        </w:rPr>
+        <w:t xml:space="preserve"> </w:t>
       </w:r>
       <w:r>
         <w:rPr>
@@ -6722,14 +6297,32 @@
         <w:rPr>
           <w:color w:val="000000"/>
         </w:rPr>
-        <w:t xml:space="preserve">ig. 11 Encoded vs. Reconstructed Comparison (After Thresholding) provides a direct comparison between the original encoded inputs and the SP's reconstructed outputs. In this heatmap, green cells indicate a perfect match between the encoded and reconstructed values (i.e., both are 1), while red cells indicate mismatches (i.e., one is 0 and the other is 1). This visualization offers a clear and intuitive representation of the SP's accuracy in reconstructing input patterns. For example, the heatmap shows that the SP was able to accurately reconstruct most of the numerical patterns, with </w:t>
+        <w:t>igure</w:t>
+      </w:r>
+      <w:r>
+        <w:rPr>
+          <w:color w:val="000000"/>
+        </w:rPr>
+        <w:t xml:space="preserve"> 11 Encoded vs. Reconstructed Comparison (After Thresholding) provides a direct comparison between the original encoded inputs and the SP's reconstructed outputs. In this heatmap, green cells indicate a perfect match between the encoded and reconstructed values (i.e., both are 1), while red cells indicate mismatches (i.e., one is 0 and the other is 1). This visualization offers a clear and intuitive representation of the SP's accuracy in reconstructing input patterns. For example, the heatmap shows that the SP was able to accurately reconstruct most of the numerical patterns, with </w:t>
       </w:r>
       <w:r>
         <w:rPr>
           <w:color w:val="000000"/>
         </w:rPr>
         <w:lastRenderedPageBreak/>
-        <w:t>green cells dominating the visualization. However, there are some red cells in certain regions, indicating minor discrepancies where the SP failed to perfectly match the original input. These mismatches are primarily due to the SP's learning process, which involves balancing stability and plasticity. Overall, Fig. 11 demonstrates the SP's effectiveness in learning and reconstructing spatial patterns, with high accuracy and only minor errors</w:t>
+        <w:t xml:space="preserve">green cells dominating the visualization. However, there are some red cells in certain regions, indicating minor discrepancies where the SP failed to perfectly match the original input. These mismatches are primarily due to the SP's learning process, which involves balancing stability and plasticity. Overall, </w:t>
+      </w:r>
+      <w:r>
+        <w:rPr>
+          <w:color w:val="000000"/>
+        </w:rPr>
+        <w:t>Figure</w:t>
+      </w:r>
+      <w:r>
+        <w:rPr>
+          <w:color w:val="000000"/>
+        </w:rPr>
+        <w:t xml:space="preserve"> 11 demonstrates the SP's effectiveness in learning and reconstructing spatial patterns, with high accuracy and only minor errors</w:t>
       </w:r>
     </w:p>
     <w:p>
@@ -7068,27 +6661,25 @@
         <w:rPr>
           <w:color w:val="000000"/>
         </w:rPr>
-        <w:t xml:space="preserve">To further quantify the accuracy of the SP, we calculated the similarity between the original encoded inputs and the reconstructed outputs using the Jaccard Similarity Index. The similarity values for each input were stored and visualized in Fig. 12 Similarity Plot, which shows the distribution of similarity scores across all input patterns. The plot reveals </w:t>
-      </w:r>
-      <w:r>
-        <w:rPr>
-          <w:color w:val="000000"/>
-        </w:rPr>
-        <w:t xml:space="preserve">that </w:t>
-      </w:r>
-      <w:proofErr w:type="gramStart"/>
-      <w:r>
-        <w:rPr>
-          <w:color w:val="000000"/>
-        </w:rPr>
-        <w:t>the majority of</w:t>
-      </w:r>
-      <w:proofErr w:type="gramEnd"/>
-      <w:r>
-        <w:rPr>
-          <w:color w:val="000000"/>
-        </w:rPr>
-        <w:t xml:space="preserve"> inputs have high similarity scores, indicating that the SP successfully reconstructed most of the input patterns with high accuracy.</w:t>
+        <w:t xml:space="preserve">To further quantify the accuracy of the SP, we calculated the similarity between the original encoded inputs and the reconstructed outputs using the Jaccard Similarity Index. The similarity values for each input were stored and visualized in </w:t>
+      </w:r>
+      <w:r>
+        <w:rPr>
+          <w:color w:val="000000"/>
+        </w:rPr>
+        <w:t>Figure</w:t>
+      </w:r>
+      <w:r>
+        <w:rPr>
+          <w:color w:val="000000"/>
+        </w:rPr>
+        <w:t xml:space="preserve"> 12 Similarity Plot, which shows the distribution of similarity scores across all input patterns. The plot reveals </w:t>
+      </w:r>
+      <w:r>
+        <w:rPr>
+          <w:color w:val="000000"/>
+        </w:rPr>
+        <w:t>that the majority of inputs have high similarity scores, indicating that the SP successfully reconstructed most of the input patterns with high accuracy.</w:t>
       </w:r>
     </w:p>
     <w:p>
@@ -7131,7 +6722,43 @@
         <w:rPr>
           <w:color w:val="000000"/>
         </w:rPr>
-        <w:t xml:space="preserve"> framework inspired by Hierarchical Temporal Memory (HTM). The objective of this extension was to investigate how the Spatial Pooler (SP) reconstructs image patterns and to visualize the learning process for more complex, high-dimensional data. For this experiment, we used a set of grayscale images, which were resized to a uniform dimension of 52x52 pixels. Each image was binarized, converting pixel values into binary vectors (0s and 1s), and then encoded into Sparse Distributed Representations (SDRs). These SDRs were processed by the SP, which learned to recognize spatial patterns within the images. The SP was trained over multiple cycles, with the Homeostatic Plasticity Controller (HPC) ensuring stability during the learning process. Once trained, we reconstructed permanence values, representing the strength of synaptic connections, and normalized them to binary values (0 or 1) using a predefined threshold value of 67.0, which was chosen because it provided the best results for reconstructing the image patterns. This allowed us to compare the original binarized images with the SP's reconstructed outputs. To visualize the results, we generated three key figures: Fig. 13, Fig. 14, and Fig. 15</w:t>
+        <w:t xml:space="preserve"> framework inspired by Hierarchical Temporal Memory (HTM). The objective of this extension was to investigate how the Spatial Pooler (SP) reconstructs image patterns and to visualize the learning process for more complex, high-dimensional data. For this experiment, we used a set of grayscale images, which were resized to a uniform dimension of 52x52 pixels. Each image was binarized, converting pixel values into binary vectors (0s and 1s), and then encoded into Sparse Distributed Representations (SDRs). These SDRs were processed by the SP, which learned to recognize spatial patterns within the images. The SP was trained over multiple cycles, with the Homeostatic Plasticity Controller (HPC) ensuring stability during the learning process. Once trained, we reconstructed permanence values, representing the strength of synaptic connections, and normalized them to binary values (0 or 1) using a predefined threshold value of 67.0, which was chosen because it provided the best results for reconstructing the image patterns. This allowed us to compare the original binarized images with the SP's reconstructed outputs. To visualize the results, we generated three key figures: </w:t>
+      </w:r>
+      <w:r>
+        <w:rPr>
+          <w:color w:val="000000"/>
+        </w:rPr>
+        <w:t>Figure</w:t>
+      </w:r>
+      <w:r>
+        <w:rPr>
+          <w:color w:val="000000"/>
+        </w:rPr>
+        <w:t xml:space="preserve"> 13, </w:t>
+      </w:r>
+      <w:r>
+        <w:rPr>
+          <w:color w:val="000000"/>
+        </w:rPr>
+        <w:t>Figure</w:t>
+      </w:r>
+      <w:r>
+        <w:rPr>
+          <w:color w:val="000000"/>
+        </w:rPr>
+        <w:t xml:space="preserve"> 14, and </w:t>
+      </w:r>
+      <w:r>
+        <w:rPr>
+          <w:color w:val="000000"/>
+        </w:rPr>
+        <w:t>Figure</w:t>
+      </w:r>
+      <w:r>
+        <w:rPr>
+          <w:color w:val="000000"/>
+        </w:rPr>
+        <w:t xml:space="preserve"> 15</w:t>
       </w:r>
       <w:r>
         <w:rPr>
@@ -7384,35 +7011,7 @@
           <w:color w:val="000000"/>
         </w:rPr>
         <w:lastRenderedPageBreak/>
-        <w:t xml:space="preserve">internalizes and represents image patterns. The heatmap reveals the progression of permanence values across different image inputs, demonstrating how the SP gradually stabilizes and accurately reconstructs the image data. Each row in the heatmap corresponds to a specific image, while the columns represent the </w:t>
-      </w:r>
-      <w:proofErr w:type="gramStart"/>
-      <w:r>
-        <w:rPr>
-          <w:color w:val="000000"/>
-        </w:rPr>
-        <w:t>permanence</w:t>
-      </w:r>
-      <w:proofErr w:type="gramEnd"/>
-      <w:r>
-        <w:rPr>
-          <w:color w:val="000000"/>
-        </w:rPr>
-        <w:t xml:space="preserve"> values of the SP's columns. The color intensity in the heatmap reflects the strength of </w:t>
-      </w:r>
-      <w:proofErr w:type="gramStart"/>
-      <w:r>
-        <w:rPr>
-          <w:color w:val="000000"/>
-        </w:rPr>
-        <w:t>the permanence</w:t>
-      </w:r>
-      <w:proofErr w:type="gramEnd"/>
-      <w:r>
-        <w:rPr>
-          <w:color w:val="000000"/>
-        </w:rPr>
-        <w:t xml:space="preserve"> values, with darker shades indicating higher permanence. This visualization highlights the SP's ability to learn and adapt to spatial patterns in images, showcasing the dynamic nature of synaptic plasticity during the learning process. The heatmap also reveals areas where the SP successfully captures the image patterns, as well as regions with minor discrepancies, providing insights into the SP's learning efficiency.</w:t>
+        <w:t>internalizes and represents image patterns. The heatmap reveals the progression of permanence values across different image inputs, demonstrating how the SP gradually stabilizes and accurately reconstructs the image data. Each row in the heatmap corresponds to a specific image, while the columns represent the permanence values of the SP's columns. The color intensity in the heatmap reflects the strength of the permanence values, with darker shades indicating higher permanence. This visualization highlights the SP's ability to learn and adapt to spatial patterns in images, showcasing the dynamic nature of synaptic plasticity during the learning process. The heatmap also reveals areas where the SP successfully captures the image patterns, as well as regions with minor discrepancies, providing insights into the SP's learning efficiency.</w:t>
       </w:r>
     </w:p>
     <w:p>
@@ -7656,7 +7255,19 @@
         <w:rPr>
           <w:color w:val="000000"/>
         </w:rPr>
-        <w:t>These discrepancies are primarily due to SP’s learning process, which involves balancing stability and plasticity. Overall, Fig. 15 demonstrates the SP's effectiveness in learning and reconstructing image patterns, with high accuracy and only minor errors.</w:t>
+        <w:t xml:space="preserve">These discrepancies are primarily due to SP’s learning process, which involves balancing stability and plasticity. Overall, </w:t>
+      </w:r>
+      <w:r>
+        <w:rPr>
+          <w:color w:val="000000"/>
+        </w:rPr>
+        <w:t>Figure</w:t>
+      </w:r>
+      <w:r>
+        <w:rPr>
+          <w:color w:val="000000"/>
+        </w:rPr>
+        <w:t xml:space="preserve"> 15 demonstrates the SP's effectiveness in learning and reconstructing image patterns, with high accuracy and only minor errors.</w:t>
       </w:r>
     </w:p>
     <w:p>
@@ -7883,7 +7494,13 @@
         <w:rPr>
           <w:color w:val="000000"/>
         </w:rPr>
-        <w:t>To further quantify the accuracy of the SP, we calculated the similarity between the original binarized images and the reconstructed outputs using the Jaccard Similarity Index. The similarity values for each image were stored and visualized in Fig.</w:t>
+        <w:t xml:space="preserve">To further quantify the accuracy of the SP, we calculated the similarity between the original binarized images and the reconstructed outputs using the Jaccard Similarity Index. The similarity values for each image were stored and visualized in </w:t>
+      </w:r>
+      <w:r>
+        <w:rPr>
+          <w:color w:val="000000"/>
+        </w:rPr>
+        <w:t>Figure</w:t>
       </w:r>
       <w:r>
         <w:rPr>
@@ -7924,7 +7541,7 @@
         </w:rPr>
         <w:lastRenderedPageBreak/>
         <w:drawing>
-          <wp:inline distT="0" distB="0" distL="0" distR="0" wp14:anchorId="7560DD3A" wp14:editId="458C8F53">
+          <wp:inline distT="0" distB="0" distL="0" distR="0" wp14:anchorId="7560DD3A" wp14:editId="55484879">
             <wp:extent cx="2975610" cy="4463415"/>
             <wp:effectExtent l="0" t="0" r="0" b="0"/>
             <wp:docPr id="77742571" name="Picture 2" descr="A close up of a graph&#10;&#10;AI-generated content may be incorrect."/>
@@ -8082,21 +7699,19 @@
         <w:rPr>
           <w:color w:val="000000"/>
         </w:rPr>
-        <w:t xml:space="preserve">These plots show the distribution of similarity scores across all image inputs, revealing that </w:t>
-      </w:r>
-      <w:proofErr w:type="gramStart"/>
-      <w:r>
-        <w:rPr>
-          <w:color w:val="000000"/>
-        </w:rPr>
-        <w:t>the majority of</w:t>
-      </w:r>
-      <w:proofErr w:type="gramEnd"/>
-      <w:r>
-        <w:rPr>
-          <w:color w:val="000000"/>
-        </w:rPr>
-        <w:t xml:space="preserve"> images have high similarity scores. This indicates that the SP successfully reconstructed most of the image patterns with high accuracy. While the code does not explicitly calculate the average similarity score, the distribution of similarity values in Fig. 16 suggests that the SP achieves a high level of accuracy in reconstructing image patterns.</w:t>
+        <w:t xml:space="preserve">These plots show the distribution of similarity scores across all image inputs, revealing that the majority of images have high similarity scores. This indicates that the SP successfully reconstructed most of the image patterns with high accuracy. While the code does not explicitly calculate the average similarity score, the distribution of similarity values in </w:t>
+      </w:r>
+      <w:r>
+        <w:rPr>
+          <w:color w:val="000000"/>
+        </w:rPr>
+        <w:t>Figure</w:t>
+      </w:r>
+      <w:r>
+        <w:rPr>
+          <w:color w:val="000000"/>
+        </w:rPr>
+        <w:t xml:space="preserve"> 16 suggests that the SP achieves a high level of accuracy in reconstructing image patterns.</w:t>
       </w:r>
     </w:p>
     <w:p>
@@ -8260,21 +7875,7 @@
         <w:rPr>
           <w:color w:val="000000"/>
         </w:rPr>
-        <w:t xml:space="preserve">such as the Scalar Encoder for numerical inputs and the Image </w:t>
-      </w:r>
-      <w:proofErr w:type="spellStart"/>
-      <w:r>
-        <w:rPr>
-          <w:color w:val="000000"/>
-        </w:rPr>
-        <w:t>Binarizer</w:t>
-      </w:r>
-      <w:proofErr w:type="spellEnd"/>
-      <w:r>
-        <w:rPr>
-          <w:color w:val="000000"/>
-        </w:rPr>
-        <w:t xml:space="preserve"> for image data</w:t>
+        <w:t>such as the Scalar Encoder for numerical inputs and the Image Binarizer for image data</w:t>
       </w:r>
       <w:r>
         <w:rPr>
@@ -8390,23 +7991,7 @@
           <w:rFonts w:eastAsia="SimSun"/>
           <w:color w:val="000000"/>
         </w:rPr>
-        <w:t xml:space="preserve">To sum up, our research has yielded significant knowledge about how to reconstruct Sparse Distributed Representations (SDRs) in Hierarchical Temporal Memory (HTM) networks. We have investigated the complexities of the HTM framework and its use in reconstructing encoded inputs by implementing and analyzing various components, including input encoding, reconstruction algorithms, similarity calculations, and visualization techniques. The significance of encoder selection in affecting reconstruction accuracy and network performance is one of our study's main conclusions. Different encoding strategies, such as the Scalar Encoder for numerical data and the Image </w:t>
-      </w:r>
-      <w:proofErr w:type="spellStart"/>
-      <w:r>
-        <w:rPr>
-          <w:rFonts w:eastAsia="SimSun"/>
-          <w:color w:val="000000"/>
-        </w:rPr>
-        <w:t>Binarizer</w:t>
-      </w:r>
-      <w:proofErr w:type="spellEnd"/>
-      <w:r>
-        <w:rPr>
-          <w:rFonts w:eastAsia="SimSun"/>
-          <w:color w:val="000000"/>
-        </w:rPr>
-        <w:t xml:space="preserve"> for image data, produced varying results, emphasizing the importance of carefully selecting encoding techniques based on the type of input. Furthermore, our analysis of similarity computation techniques, including the Jaccard Similarity Index, provided a quantitative measure of reconstruction fidelity, enabling a precise assessment of reconstruction accuracy and network efficiency. Overall, our work lays the groundwork for further study and advancement in this area by improving our understanding of and ability to use HTM networks for reconstructing encoded inputs. HTM networks have the potential to provide robust solutions for a range of data processing and analysis tasks through further research and development, advancing the fields of cognitive</w:t>
+        <w:t>To sum up, our research has yielded significant knowledge about how to reconstruct Sparse Distributed Representations (SDRs) in Hierarchical Temporal Memory (HTM) networks. We have investigated the complexities of the HTM framework and its use in reconstructing encoded inputs by implementing and analyzing various components, including input encoding, reconstruction algorithms, similarity calculations, and visualization techniques. The significance of encoder selection in affecting reconstruction accuracy and network performance is one of our study's main conclusions. Different encoding strategies, such as the Scalar Encoder for numerical data and the Image Binarizer for image data, produced varying results, emphasizing the importance of carefully selecting encoding techniques based on the type of input. Furthermore, our analysis of similarity computation techniques, including the Jaccard Similarity Index, provided a quantitative measure of reconstruction fidelity, enabling a precise assessment of reconstruction accuracy and network efficiency. Overall, our work lays the groundwork for further study and advancement in this area by improving our understanding of and ability to use HTM networks for reconstructing encoded inputs. HTM networks have the potential to provide robust solutions for a range of data processing and analysis tasks through further research and development, advancing the fields of cognitive</w:t>
       </w:r>
       <w:r>
         <w:rPr>
@@ -9532,16 +9117,16 @@
       </w:rPr>
     </w:lvl>
   </w:abstractNum>
-  <w:num w:numId="1" w16cid:durableId="958612875">
+  <w:num w:numId="1" w16cid:durableId="478426784">
     <w:abstractNumId w:val="0"/>
   </w:num>
-  <w:num w:numId="2" w16cid:durableId="486944245">
+  <w:num w:numId="2" w16cid:durableId="583803528">
     <w:abstractNumId w:val="1"/>
   </w:num>
-  <w:num w:numId="3" w16cid:durableId="1927810082">
+  <w:num w:numId="3" w16cid:durableId="1943414769">
     <w:abstractNumId w:val="2"/>
   </w:num>
-  <w:num w:numId="4" w16cid:durableId="1800149429">
+  <w:num w:numId="4" w16cid:durableId="1470365769">
     <w:abstractNumId w:val="3"/>
   </w:num>
 </w:numbering>
@@ -10192,8 +9777,8 @@
       <w:u w:val="single"/>
     </w:rPr>
   </w:style>
-  <w:style w:type="character" w:styleId="UnresolvedMention">
-    <w:name w:val="Unresolved Mention"/>
+  <w:style w:type="character" w:customStyle="1" w:styleId="UnresolvedMention1">
+    <w:name w:val="Unresolved Mention1"/>
     <w:basedOn w:val="DefaultParagraphFont"/>
     <w:uiPriority w:val="99"/>
     <w:semiHidden/>
@@ -10834,7 +10419,7 @@
 </file>
 
 <file path=customXml/itemProps1.xml><?xml version="1.0" encoding="utf-8"?>
-<ds:datastoreItem xmlns:ds="http://schemas.openxmlformats.org/officeDocument/2006/customXml" ds:itemID="{15B35D34-D51F-4D01-9507-D672470B9394}">
+<ds:datastoreItem xmlns:ds="http://schemas.openxmlformats.org/officeDocument/2006/customXml" ds:itemID="{76D8F46B-7355-4C0A-A657-7064CDDF7D34}">
   <ds:schemaRefs>
     <ds:schemaRef ds:uri="http://schemas.openxmlformats.org/officeDocument/2006/bibliography"/>
   </ds:schemaRefs>
